--- a/Target Folder/QA-Files/zh-CN/sample-doc-file-for-testing-1.docx
+++ b/Target Folder/QA-Files/zh-CN/sample-doc-file-for-testing-1.docx
@@ -6,24 +6,20 @@
       <w:pPr>
         <w:rPr>
           <w:rFonts w:ascii="Arial" w:eastAsia="Times New Roman" w:hAnsi="Arial" w:cs="Arial"/>
-          <w:color w:val="000000"/>
           <w:sz w:val="21"/>
           <w:szCs w:val="21"/>
           <w:lang/>
         </w:rPr>
       </w:pPr>
       <w:r>
-        <w:rPr>
-          <w:color w:val="000000"/>
-        </w:rPr>
-        <w:t xml:space="preserve">我想在骨灰瓮前喝酒，但这奉承了自由意志。湖中打篮球的孩子们的孩子。事实上，对足球的恐惧是房地产的构成。毛里斯·马蒂斯·塞姆·埃克斯，不容易被萨皮恩骚扰。对骨灰瓮的刻骨铭心的发展，或者家庭作业触发课程。即使土地很大，它也是必需的，而且它占据了，它是自由的。因此，没有必要治疗这种疾病。</w:t>
+        <w:rPr/>
+        <w:t xml:space="preserve">我想在骨灰瓮前喝酒，但它迎合了自由意志。篮球湖中的孩子们。事实上，对足球的恐惧是房地产的构成。毛里求斯马蒂斯半前，不容易被骚扰。对仇恨中锡卡杜恩的发展，或家庭作业触发课程。即使土地很大，它也是必需的，它包含了，即劳雷特·奎斯·费利斯。因此，没有必要治疗这种疾病。</w:t>
       </w:r>
     </w:p>
     <w:p>
       <w:pPr>
         <w:rPr>
           <w:rFonts w:ascii="Arial" w:eastAsia="Times New Roman" w:hAnsi="Arial" w:cs="Arial"/>
-          <w:color w:val="000000"/>
           <w:sz w:val="21"/>
           <w:szCs w:val="21"/>
           <w:lang/>
@@ -34,7 +30,6 @@
       <w:pPr>
         <w:rPr>
           <w:rFonts w:ascii="Arial" w:eastAsia="Times New Roman" w:hAnsi="Arial" w:cs="Arial"/>
-          <w:color w:val="000000"/>
           <w:sz w:val="21"/>
           <w:szCs w:val="21"/>
           <w:lang/>
@@ -45,24 +40,20 @@
       <w:pPr>
         <w:rPr>
           <w:rFonts w:ascii="Arial" w:eastAsia="Times New Roman" w:hAnsi="Arial" w:cs="Arial"/>
-          <w:color w:val="000000"/>
           <w:sz w:val="21"/>
           <w:szCs w:val="21"/>
           <w:lang/>
         </w:rPr>
       </w:pPr>
       <w:r>
-        <w:rPr>
-          <w:color w:val="000000"/>
-        </w:rPr>
-        <w:t xml:space="preserve">背心大象，来自巧克力车的韧带，笑声只是单纯的韧带，有时是来自埃克斯的洛勒姆。杜伊斯·迪格尼西姆·拉库斯·维塔埃·维尔特·劳雷特，维塔埃·因维斯特拉特·维尔特·阿利奎特。我甚至不需要软饮料，也不需要我的车。我不想过多担心融资问题。找出这个国家是谁。直到欧易斯莫德说不笑的时候。现在的孩子们是谁？这是一种柔软的酱汁元素。</w:t>
+        <w:rPr/>
+        <w:t xml:space="preserve">前庭象鼻，来自巧克力车的韧带，笑声只是单纯的韧带，有时是来自前任的洛伦。杜伊斯·迪格尼西姆湖是维利特·劳雷特的一生，维利特·阿利奎特投资人的一生。我甚至不需要软饮料，也不需要我的交通工具。我不想过多地担心融资问题。查明这个国家是谁。直到说Euismod的笑容不及时。现在的孩子是谁？这是一种柔软的酱汁元素。</w:t>
       </w:r>
     </w:p>
     <w:p>
       <w:pPr>
         <w:rPr>
           <w:rFonts w:ascii="Arial" w:eastAsia="Times New Roman" w:hAnsi="Arial" w:cs="Arial"/>
-          <w:color w:val="000000"/>
           <w:sz w:val="21"/>
           <w:szCs w:val="21"/>
           <w:lang/>
@@ -73,7 +64,6 @@
       <w:pPr>
         <w:rPr>
           <w:rFonts w:ascii="Arial" w:eastAsia="Times New Roman" w:hAnsi="Arial" w:cs="Arial"/>
-          <w:color w:val="000000"/>
           <w:sz w:val="21"/>
           <w:szCs w:val="21"/>
           <w:lang/>
@@ -84,24 +74,20 @@
       <w:pPr>
         <w:rPr>
           <w:rFonts w:ascii="Arial" w:eastAsia="Times New Roman" w:hAnsi="Arial" w:cs="Arial"/>
-          <w:color w:val="000000"/>
           <w:sz w:val="21"/>
           <w:szCs w:val="21"/>
           <w:lang/>
         </w:rPr>
       </w:pPr>
       <w:r>
-        <w:rPr>
-          <w:color w:val="000000"/>
-        </w:rPr>
-        <w:t xml:space="preserve">亨德里特放置的船。但篮球只奉承成员。现在，埃罗斯是谁？它也奉承了饮料。库拉比图尔·拉西尼亚·库苏斯·迪亚姆·塞德·法雷特拉。看来这位员工很伤心。直到它纯粹是仇恨，员工接受了它，航空公司就在其中。我甚至不能携带一个便携式玻璃容器。每个价格都奉承了资产。正因为如此，对山谷的恐惧变得柔和。现在从现在开始的哀悼装饰着，也不奉承法庭的喉咙。阿尼恩为我喝酒或不喝欧易斯莫德·亨德里特。一件背心和一个大箭袋。作为一种妆容，奥西只奉承喉咙，嘴唇上只有一丝微笑，作为韧带的临时笑床。</w:t>
+        <w:rPr/>
+        <w:t xml:space="preserve">亨德里特放置的船。但篮球只迎合会员。现在，谁是爱神？它还迎合了饮料。弯曲的乳腺癌课程钻石。看来这位员工很伤心。直到它纯粹是仇恨，员工接受了它，航空公司在其中。我甚至不能带一个便携式玻璃容器。每个价格都迎合了资产。正因为如此，对山谷的恐惧变得柔和。现在，从现在开始的哀悼装饰，也不奉承法庭的喉咙。安南为我喝酒还是不喝Euismod hendrerit。一件背心和一个大箭袋。作为一种妆容，兰花只迎合喉咙，只是唇边的一抹微笑，作为韧带笑声的临时床。</w:t>
       </w:r>
     </w:p>
     <w:p>
       <w:pPr>
         <w:rPr>
           <w:rFonts w:ascii="Arial" w:eastAsia="Times New Roman" w:hAnsi="Arial" w:cs="Arial"/>
-          <w:color w:val="000000"/>
           <w:sz w:val="21"/>
           <w:szCs w:val="21"/>
           <w:lang/>
@@ -112,7 +98,6 @@
       <w:pPr>
         <w:rPr>
           <w:rFonts w:ascii="Arial" w:eastAsia="Times New Roman" w:hAnsi="Arial" w:cs="Arial"/>
-          <w:color w:val="000000"/>
           <w:sz w:val="21"/>
           <w:szCs w:val="21"/>
           <w:lang/>
@@ -122,12 +107,10 @@
     <w:p>
       <w:r>
         <w:rPr>
-          <w:rFonts w:ascii="Arial" w:hAnsi="Arial" w:cs="Arial"/>
-          <w:color w:val="000000"/>
           <w:sz w:val="21"/>
           <w:szCs w:val="21"/>
         </w:rPr>
-        <w:t xml:space="preserve">杜伊斯不是纯粹的蒂尼达特。因为谁在笑声中是明智的？直到山谷房地产的时候。我不想买任何卡车，也不必支付床的价格。这就像我的房地产经纪人一样讨人喜欢。为了成为一名成功的开发商，目标受众需要被锁定。批量饮用很容易。在目标床上。</w:t>
+        <w:t xml:space="preserve">杜伊斯不是纯粹的锡卡杜恩。因为谁在笑声中是明智的？直到山谷房地产的时候。我不想买任何卡车，也不必支付一张床的价格。这就像我的房地产经纪人一样奉承。为了成为一名成功的开发商，需要针对目标受众。散装饮用很容易。在目标床上。</w:t>
       </w:r>
     </w:p>
     <w:sectPr>
